--- a/docs/cahiers/Cahier_activites_Mecanique1_Chapitre2.docx
+++ b/docs/cahiers/Cahier_activites_Mecanique1_Chapitre2.docx
@@ -613,6 +613,29 @@
           <w:sz w:val="22"/>
           <w:szCs w:val="22"/>
         </w:rPr>
+        <w:t xml:space="preserve">Les objectifs spécifiques (OS) et les codes des activités sont ceux du syllabus de l’EC LPCI1121 : par exemple, A21 est la première activité de l’OS2 ; B2 est le bilan du chapitre.</w:t>
+      </w:r>
+    </w:p>
+    <w:p>
+      <w:pPr>
+        <w:spacing w:before="0" w:after="50" w:line="252" w:lineRule="auto"/>
+        <w:ind w:left="284" w:hanging="284"/>
+        <w:jc w:val="both"/>
+      </w:pPr>
+      <w:r>
+        <w:rPr>
+          <w:rFonts w:ascii="Tahoma" w:hAnsi="Tahoma" w:cs="Tahoma" w:eastAsia="Arial Unicode MS"/>
+          <w:sz w:val="22"/>
+          <w:szCs w:val="22"/>
+        </w:rPr>
+        <w:t xml:space="preserve">• </w:t>
+      </w:r>
+      <w:r>
+        <w:rPr>
+          <w:rFonts w:ascii="Tahoma" w:hAnsi="Tahoma" w:cs="Tahoma" w:eastAsia="Arial Unicode MS"/>
+          <w:sz w:val="22"/>
+          <w:szCs w:val="22"/>
+        </w:rPr>
         <w:t xml:space="preserve">Tous les documents cités (support de cours, diaporama, série de TD et corrigé, quiz, exercices d’entraînement, simulations, TP) se trouvent sur la plateforme physiquefacile.github.io.</w:t>
       </w:r>
     </w:p>
@@ -631,7 +654,7 @@
           <w:szCs w:val="24"/>
           <w:u w:val="single"/>
         </w:rPr>
-        <w:t xml:space="preserve">Objectifs spécifiques du chapitre</w:t>
+        <w:t xml:space="preserve">Objectifs spécifiques du syllabus visés (LPCI1121)</w:t>
       </w:r>
     </w:p>
     <w:p>
@@ -654,7 +677,7 @@
           <w:sz w:val="22"/>
           <w:szCs w:val="22"/>
         </w:rPr>
-        <w:t xml:space="preserve">Décrire un mouvement : trajectoire, équations horaires, vitesse et accélération.</w:t>
+        <w:t xml:space="preserve">Utiliser les outils vectoriels et les systèmes de coordonnées.</w:t>
       </w:r>
     </w:p>
     <w:p>
@@ -677,6 +700,93 @@
           <w:sz w:val="22"/>
           <w:szCs w:val="22"/>
         </w:rPr>
+        <w:t xml:space="preserve">Décrire le mouvement d’un point matériel (cinématique).</w:t>
+      </w:r>
+    </w:p>
+    <w:p>
+      <w:pPr>
+        <w:spacing w:before="0" w:after="50" w:line="252" w:lineRule="auto"/>
+        <w:ind w:left="680" w:hanging="680"/>
+        <w:jc w:val="both"/>
+      </w:pPr>
+      <w:r>
+        <w:rPr>
+          <w:rFonts w:ascii="Tahoma" w:hAnsi="Tahoma" w:cs="Tahoma" w:eastAsia="Arial Unicode MS"/>
+          <w:sz w:val="22"/>
+          <w:szCs w:val="22"/>
+        </w:rPr>
+        <w:t xml:space="preserve">OS5 — </w:t>
+      </w:r>
+      <w:r>
+        <w:rPr>
+          <w:rFonts w:ascii="Tahoma" w:hAnsi="Tahoma" w:cs="Tahoma" w:eastAsia="Arial Unicode MS"/>
+          <w:sz w:val="22"/>
+          <w:szCs w:val="22"/>
+        </w:rPr>
+        <w:t xml:space="preserve">Analyser un mouvement dans un référentiel non galiléen.</w:t>
+      </w:r>
+    </w:p>
+    <w:p>
+      <w:pPr>
+        <w:keepNext/>
+        <w:spacing w:before="150" w:after="70" w:line="252" w:lineRule="auto"/>
+        <w:jc w:val="left"/>
+      </w:pPr>
+      <w:r>
+        <w:rPr>
+          <w:rFonts w:ascii="Tahoma" w:hAnsi="Tahoma" w:cs="Tahoma" w:eastAsia="Arial Unicode MS"/>
+          <w:b/>
+          <w:bCs/>
+          <w:sz w:val="24"/>
+          <w:szCs w:val="24"/>
+          <w:u w:val="single"/>
+        </w:rPr>
+        <w:t xml:space="preserve">Résultats d’apprentissage attendus du chapitre</w:t>
+      </w:r>
+    </w:p>
+    <w:p>
+      <w:pPr>
+        <w:spacing w:before="0" w:after="50" w:line="252" w:lineRule="auto"/>
+        <w:ind w:left="680" w:hanging="680"/>
+        <w:jc w:val="both"/>
+      </w:pPr>
+      <w:r>
+        <w:rPr>
+          <w:rFonts w:ascii="Tahoma" w:hAnsi="Tahoma" w:cs="Tahoma" w:eastAsia="Arial Unicode MS"/>
+          <w:sz w:val="22"/>
+          <w:szCs w:val="22"/>
+        </w:rPr>
+        <w:t xml:space="preserve">(OS2) </w:t>
+      </w:r>
+      <w:r>
+        <w:rPr>
+          <w:rFonts w:ascii="Tahoma" w:hAnsi="Tahoma" w:cs="Tahoma" w:eastAsia="Arial Unicode MS"/>
+          <w:sz w:val="22"/>
+          <w:szCs w:val="22"/>
+        </w:rPr>
+        <w:t xml:space="preserve">Décrire un mouvement : trajectoire, équations horaires, vitesse et accélération.</w:t>
+      </w:r>
+    </w:p>
+    <w:p>
+      <w:pPr>
+        <w:spacing w:before="0" w:after="50" w:line="252" w:lineRule="auto"/>
+        <w:ind w:left="680" w:hanging="680"/>
+        <w:jc w:val="both"/>
+      </w:pPr>
+      <w:r>
+        <w:rPr>
+          <w:rFonts w:ascii="Tahoma" w:hAnsi="Tahoma" w:cs="Tahoma" w:eastAsia="Arial Unicode MS"/>
+          <w:sz w:val="22"/>
+          <w:szCs w:val="22"/>
+        </w:rPr>
+        <w:t xml:space="preserve">(OS1) </w:t>
+      </w:r>
+      <w:r>
+        <w:rPr>
+          <w:rFonts w:ascii="Tahoma" w:hAnsi="Tahoma" w:cs="Tahoma" w:eastAsia="Arial Unicode MS"/>
+          <w:sz w:val="22"/>
+          <w:szCs w:val="22"/>
+        </w:rPr>
         <w:t xml:space="preserve">Définir chaque système de coordonnées et sa base locale.</w:t>
       </w:r>
     </w:p>
@@ -692,7 +802,7 @@
           <w:sz w:val="22"/>
           <w:szCs w:val="22"/>
         </w:rPr>
-        <w:t xml:space="preserve">OS3 — </w:t>
+        <w:t xml:space="preserve">(OS2) </w:t>
       </w:r>
       <w:r>
         <w:rPr>
@@ -715,7 +825,7 @@
           <w:sz w:val="22"/>
           <w:szCs w:val="22"/>
         </w:rPr>
-        <w:t xml:space="preserve">OS4 — </w:t>
+        <w:t xml:space="preserve">(OS5) </w:t>
       </w:r>
       <w:r>
         <w:rPr>
@@ -955,7 +1065,7 @@
                 <w:sz w:val="17"/>
                 <w:szCs w:val="17"/>
               </w:rPr>
-              <w:t xml:space="preserve">A1.1</w:t>
+              <w:t xml:space="preserve">A21</w:t>
             </w:r>
           </w:p>
         </w:tc>
@@ -995,7 +1105,7 @@
                 <w:sz w:val="17"/>
                 <w:szCs w:val="17"/>
               </w:rPr>
-              <w:t xml:space="preserve">OS1</w:t>
+              <w:t xml:space="preserve">OS2</w:t>
             </w:r>
           </w:p>
         </w:tc>
@@ -1080,7 +1190,7 @@
                 <w:sz w:val="17"/>
                 <w:szCs w:val="17"/>
               </w:rPr>
-              <w:t xml:space="preserve">A2.1</w:t>
+              <w:t xml:space="preserve">A17</w:t>
             </w:r>
           </w:p>
         </w:tc>
@@ -1120,7 +1230,7 @@
                 <w:sz w:val="17"/>
                 <w:szCs w:val="17"/>
               </w:rPr>
-              <w:t xml:space="preserve">OS2</w:t>
+              <w:t xml:space="preserve">OS1</w:t>
             </w:r>
           </w:p>
         </w:tc>
@@ -1205,7 +1315,7 @@
                 <w:sz w:val="17"/>
                 <w:szCs w:val="17"/>
               </w:rPr>
-              <w:t xml:space="preserve">A3.1</w:t>
+              <w:t xml:space="preserve">A22</w:t>
             </w:r>
           </w:p>
         </w:tc>
@@ -1245,7 +1355,7 @@
                 <w:sz w:val="17"/>
                 <w:szCs w:val="17"/>
               </w:rPr>
-              <w:t xml:space="preserve">OS3</w:t>
+              <w:t xml:space="preserve">OS2</w:t>
             </w:r>
           </w:p>
         </w:tc>
@@ -1330,7 +1440,7 @@
                 <w:sz w:val="17"/>
                 <w:szCs w:val="17"/>
               </w:rPr>
-              <w:t xml:space="preserve">A3.2</w:t>
+              <w:t xml:space="preserve">A23</w:t>
             </w:r>
           </w:p>
         </w:tc>
@@ -1370,7 +1480,7 @@
                 <w:sz w:val="17"/>
                 <w:szCs w:val="17"/>
               </w:rPr>
-              <w:t xml:space="preserve">OS3</w:t>
+              <w:t xml:space="preserve">OS2</w:t>
             </w:r>
           </w:p>
         </w:tc>
@@ -1455,7 +1565,7 @@
                 <w:sz w:val="17"/>
                 <w:szCs w:val="17"/>
               </w:rPr>
-              <w:t xml:space="preserve">A3.3</w:t>
+              <w:t xml:space="preserve">A24</w:t>
             </w:r>
           </w:p>
         </w:tc>
@@ -1495,7 +1605,7 @@
                 <w:sz w:val="17"/>
                 <w:szCs w:val="17"/>
               </w:rPr>
-              <w:t xml:space="preserve">OS3</w:t>
+              <w:t xml:space="preserve">OS2</w:t>
             </w:r>
           </w:p>
         </w:tc>
@@ -1580,7 +1690,7 @@
                 <w:sz w:val="17"/>
                 <w:szCs w:val="17"/>
               </w:rPr>
-              <w:t xml:space="preserve">A3.4</w:t>
+              <w:t xml:space="preserve">A25</w:t>
             </w:r>
           </w:p>
         </w:tc>
@@ -1620,7 +1730,7 @@
                 <w:sz w:val="17"/>
                 <w:szCs w:val="17"/>
               </w:rPr>
-              <w:t xml:space="preserve">OS3</w:t>
+              <w:t xml:space="preserve">OS2</w:t>
             </w:r>
           </w:p>
         </w:tc>
@@ -1705,7 +1815,7 @@
                 <w:sz w:val="17"/>
                 <w:szCs w:val="17"/>
               </w:rPr>
-              <w:t xml:space="preserve">A4.1</w:t>
+              <w:t xml:space="preserve">A51</w:t>
             </w:r>
           </w:p>
         </w:tc>
@@ -1745,7 +1855,7 @@
                 <w:sz w:val="17"/>
                 <w:szCs w:val="17"/>
               </w:rPr>
-              <w:t xml:space="preserve">OS4</w:t>
+              <w:t xml:space="preserve">OS5</w:t>
             </w:r>
           </w:p>
         </w:tc>
@@ -1830,7 +1940,7 @@
                 <w:sz w:val="17"/>
                 <w:szCs w:val="17"/>
               </w:rPr>
-              <w:t xml:space="preserve">A4.2</w:t>
+              <w:t xml:space="preserve">B2</w:t>
             </w:r>
           </w:p>
         </w:tc>
@@ -1870,7 +1980,7 @@
                 <w:sz w:val="17"/>
                 <w:szCs w:val="17"/>
               </w:rPr>
-              <w:t xml:space="preserve">OS1–4</w:t>
+              <w:t xml:space="preserve">OS1, OS2, OS5</w:t>
             </w:r>
           </w:p>
         </w:tc>
@@ -2023,16 +2133,40 @@
           </w:tcPr>
           <w:p>
             <w:pPr>
-              <w:spacing w:before="0" w:after="0" w:line="252" w:lineRule="auto"/>
-              <w:jc w:val="both"/>
-            </w:pPr>
-            <w:r>
-              <w:rPr>
-                <w:rFonts w:ascii="Tahoma" w:hAnsi="Tahoma" w:cs="Tahoma" w:eastAsia="Arial Unicode MS"/>
-                <w:sz w:val="22"/>
-                <w:szCs w:val="22"/>
-              </w:rPr>
-              <w:t xml:space="preserve">OS1 — </w:t>
+              <w:spacing w:before="0" w:after="60" w:line="252" w:lineRule="auto"/>
+              <w:jc w:val="both"/>
+            </w:pPr>
+            <w:r>
+              <w:rPr>
+                <w:rFonts w:ascii="Tahoma" w:hAnsi="Tahoma" w:cs="Tahoma" w:eastAsia="Arial Unicode MS"/>
+                <w:sz w:val="22"/>
+                <w:szCs w:val="22"/>
+              </w:rPr>
+              <w:t xml:space="preserve">OS2 — </w:t>
+            </w:r>
+            <w:r>
+              <w:rPr>
+                <w:rFonts w:ascii="Tahoma" w:hAnsi="Tahoma" w:cs="Tahoma" w:eastAsia="Arial Unicode MS"/>
+                <w:sz w:val="22"/>
+                <w:szCs w:val="22"/>
+              </w:rPr>
+              <w:t xml:space="preserve">Décrire le mouvement d’un point matériel (cinématique).</w:t>
+            </w:r>
+          </w:p>
+          <w:p>
+            <w:pPr>
+              <w:spacing w:before="0" w:after="0" w:line="252" w:lineRule="auto"/>
+              <w:jc w:val="both"/>
+            </w:pPr>
+            <w:r>
+              <w:rPr>
+                <w:rFonts w:ascii="Tahoma" w:hAnsi="Tahoma" w:cs="Tahoma" w:eastAsia="Arial Unicode MS"/>
+                <w:b/>
+                <w:bCs/>
+                <w:sz w:val="22"/>
+                <w:szCs w:val="22"/>
+              </w:rPr>
+              <w:t xml:space="preserve">Résultat attendu : </w:t>
             </w:r>
             <w:r>
               <w:rPr>
@@ -2069,7 +2203,7 @@
           <w:sz w:val="24"/>
           <w:szCs w:val="24"/>
         </w:rPr>
-        <w:t xml:space="preserve"> A1.1</w:t>
+        <w:t xml:space="preserve"> A21</w:t>
       </w:r>
     </w:p>
     <w:tbl>
@@ -2706,16 +2840,40 @@
           </w:tcPr>
           <w:p>
             <w:pPr>
-              <w:spacing w:before="0" w:after="0" w:line="252" w:lineRule="auto"/>
-              <w:jc w:val="both"/>
-            </w:pPr>
-            <w:r>
-              <w:rPr>
-                <w:rFonts w:ascii="Tahoma" w:hAnsi="Tahoma" w:cs="Tahoma" w:eastAsia="Arial Unicode MS"/>
-                <w:sz w:val="22"/>
-                <w:szCs w:val="22"/>
-              </w:rPr>
-              <w:t xml:space="preserve">OS2 — </w:t>
+              <w:spacing w:before="0" w:after="60" w:line="252" w:lineRule="auto"/>
+              <w:jc w:val="both"/>
+            </w:pPr>
+            <w:r>
+              <w:rPr>
+                <w:rFonts w:ascii="Tahoma" w:hAnsi="Tahoma" w:cs="Tahoma" w:eastAsia="Arial Unicode MS"/>
+                <w:sz w:val="22"/>
+                <w:szCs w:val="22"/>
+              </w:rPr>
+              <w:t xml:space="preserve">OS1 — </w:t>
+            </w:r>
+            <w:r>
+              <w:rPr>
+                <w:rFonts w:ascii="Tahoma" w:hAnsi="Tahoma" w:cs="Tahoma" w:eastAsia="Arial Unicode MS"/>
+                <w:sz w:val="22"/>
+                <w:szCs w:val="22"/>
+              </w:rPr>
+              <w:t xml:space="preserve">Utiliser les outils vectoriels et les systèmes de coordonnées.</w:t>
+            </w:r>
+          </w:p>
+          <w:p>
+            <w:pPr>
+              <w:spacing w:before="0" w:after="0" w:line="252" w:lineRule="auto"/>
+              <w:jc w:val="both"/>
+            </w:pPr>
+            <w:r>
+              <w:rPr>
+                <w:rFonts w:ascii="Tahoma" w:hAnsi="Tahoma" w:cs="Tahoma" w:eastAsia="Arial Unicode MS"/>
+                <w:b/>
+                <w:bCs/>
+                <w:sz w:val="22"/>
+                <w:szCs w:val="22"/>
+              </w:rPr>
+              <w:t xml:space="preserve">Résultat attendu : </w:t>
             </w:r>
             <w:r>
               <w:rPr>
@@ -2752,7 +2910,7 @@
           <w:sz w:val="24"/>
           <w:szCs w:val="24"/>
         </w:rPr>
-        <w:t xml:space="preserve"> A2.1</w:t>
+        <w:t xml:space="preserve"> A17</w:t>
       </w:r>
     </w:p>
     <w:tbl>
@@ -3671,16 +3829,40 @@
           </w:tcPr>
           <w:p>
             <w:pPr>
-              <w:spacing w:before="0" w:after="0" w:line="252" w:lineRule="auto"/>
-              <w:jc w:val="both"/>
-            </w:pPr>
-            <w:r>
-              <w:rPr>
-                <w:rFonts w:ascii="Tahoma" w:hAnsi="Tahoma" w:cs="Tahoma" w:eastAsia="Arial Unicode MS"/>
-                <w:sz w:val="22"/>
-                <w:szCs w:val="22"/>
-              </w:rPr>
-              <w:t xml:space="preserve">OS3 — </w:t>
+              <w:spacing w:before="0" w:after="60" w:line="252" w:lineRule="auto"/>
+              <w:jc w:val="both"/>
+            </w:pPr>
+            <w:r>
+              <w:rPr>
+                <w:rFonts w:ascii="Tahoma" w:hAnsi="Tahoma" w:cs="Tahoma" w:eastAsia="Arial Unicode MS"/>
+                <w:sz w:val="22"/>
+                <w:szCs w:val="22"/>
+              </w:rPr>
+              <w:t xml:space="preserve">OS2 — </w:t>
+            </w:r>
+            <w:r>
+              <w:rPr>
+                <w:rFonts w:ascii="Tahoma" w:hAnsi="Tahoma" w:cs="Tahoma" w:eastAsia="Arial Unicode MS"/>
+                <w:sz w:val="22"/>
+                <w:szCs w:val="22"/>
+              </w:rPr>
+              <w:t xml:space="preserve">Décrire le mouvement d’un point matériel (cinématique).</w:t>
+            </w:r>
+          </w:p>
+          <w:p>
+            <w:pPr>
+              <w:spacing w:before="0" w:after="0" w:line="252" w:lineRule="auto"/>
+              <w:jc w:val="both"/>
+            </w:pPr>
+            <w:r>
+              <w:rPr>
+                <w:rFonts w:ascii="Tahoma" w:hAnsi="Tahoma" w:cs="Tahoma" w:eastAsia="Arial Unicode MS"/>
+                <w:b/>
+                <w:bCs/>
+                <w:sz w:val="22"/>
+                <w:szCs w:val="22"/>
+              </w:rPr>
+              <w:t xml:space="preserve">Résultat attendu : </w:t>
             </w:r>
             <w:r>
               <w:rPr>
@@ -3717,7 +3899,7 @@
           <w:sz w:val="24"/>
           <w:szCs w:val="24"/>
         </w:rPr>
-        <w:t xml:space="preserve"> A3.1</w:t>
+        <w:t xml:space="preserve"> A22</w:t>
       </w:r>
     </w:p>
     <w:tbl>
@@ -4435,16 +4617,40 @@
           </w:tcPr>
           <w:p>
             <w:pPr>
-              <w:spacing w:before="0" w:after="0" w:line="252" w:lineRule="auto"/>
-              <w:jc w:val="both"/>
-            </w:pPr>
-            <w:r>
-              <w:rPr>
-                <w:rFonts w:ascii="Tahoma" w:hAnsi="Tahoma" w:cs="Tahoma" w:eastAsia="Arial Unicode MS"/>
-                <w:sz w:val="22"/>
-                <w:szCs w:val="22"/>
-              </w:rPr>
-              <w:t xml:space="preserve">OS3 — </w:t>
+              <w:spacing w:before="0" w:after="60" w:line="252" w:lineRule="auto"/>
+              <w:jc w:val="both"/>
+            </w:pPr>
+            <w:r>
+              <w:rPr>
+                <w:rFonts w:ascii="Tahoma" w:hAnsi="Tahoma" w:cs="Tahoma" w:eastAsia="Arial Unicode MS"/>
+                <w:sz w:val="22"/>
+                <w:szCs w:val="22"/>
+              </w:rPr>
+              <w:t xml:space="preserve">OS2 — </w:t>
+            </w:r>
+            <w:r>
+              <w:rPr>
+                <w:rFonts w:ascii="Tahoma" w:hAnsi="Tahoma" w:cs="Tahoma" w:eastAsia="Arial Unicode MS"/>
+                <w:sz w:val="22"/>
+                <w:szCs w:val="22"/>
+              </w:rPr>
+              <w:t xml:space="preserve">Décrire le mouvement d’un point matériel (cinématique).</w:t>
+            </w:r>
+          </w:p>
+          <w:p>
+            <w:pPr>
+              <w:spacing w:before="0" w:after="0" w:line="252" w:lineRule="auto"/>
+              <w:jc w:val="both"/>
+            </w:pPr>
+            <w:r>
+              <w:rPr>
+                <w:rFonts w:ascii="Tahoma" w:hAnsi="Tahoma" w:cs="Tahoma" w:eastAsia="Arial Unicode MS"/>
+                <w:b/>
+                <w:bCs/>
+                <w:sz w:val="22"/>
+                <w:szCs w:val="22"/>
+              </w:rPr>
+              <w:t xml:space="preserve">Résultat attendu : </w:t>
             </w:r>
             <w:r>
               <w:rPr>
@@ -4481,7 +4687,7 @@
           <w:sz w:val="24"/>
           <w:szCs w:val="24"/>
         </w:rPr>
-        <w:t xml:space="preserve"> A3.2</w:t>
+        <w:t xml:space="preserve"> A23</w:t>
       </w:r>
     </w:p>
     <w:tbl>
@@ -5284,16 +5490,40 @@
           </w:tcPr>
           <w:p>
             <w:pPr>
-              <w:spacing w:before="0" w:after="0" w:line="252" w:lineRule="auto"/>
-              <w:jc w:val="both"/>
-            </w:pPr>
-            <w:r>
-              <w:rPr>
-                <w:rFonts w:ascii="Tahoma" w:hAnsi="Tahoma" w:cs="Tahoma" w:eastAsia="Arial Unicode MS"/>
-                <w:sz w:val="22"/>
-                <w:szCs w:val="22"/>
-              </w:rPr>
-              <w:t xml:space="preserve">OS3 — </w:t>
+              <w:spacing w:before="0" w:after="60" w:line="252" w:lineRule="auto"/>
+              <w:jc w:val="both"/>
+            </w:pPr>
+            <w:r>
+              <w:rPr>
+                <w:rFonts w:ascii="Tahoma" w:hAnsi="Tahoma" w:cs="Tahoma" w:eastAsia="Arial Unicode MS"/>
+                <w:sz w:val="22"/>
+                <w:szCs w:val="22"/>
+              </w:rPr>
+              <w:t xml:space="preserve">OS2 — </w:t>
+            </w:r>
+            <w:r>
+              <w:rPr>
+                <w:rFonts w:ascii="Tahoma" w:hAnsi="Tahoma" w:cs="Tahoma" w:eastAsia="Arial Unicode MS"/>
+                <w:sz w:val="22"/>
+                <w:szCs w:val="22"/>
+              </w:rPr>
+              <w:t xml:space="preserve">Décrire le mouvement d’un point matériel (cinématique).</w:t>
+            </w:r>
+          </w:p>
+          <w:p>
+            <w:pPr>
+              <w:spacing w:before="0" w:after="0" w:line="252" w:lineRule="auto"/>
+              <w:jc w:val="both"/>
+            </w:pPr>
+            <w:r>
+              <w:rPr>
+                <w:rFonts w:ascii="Tahoma" w:hAnsi="Tahoma" w:cs="Tahoma" w:eastAsia="Arial Unicode MS"/>
+                <w:b/>
+                <w:bCs/>
+                <w:sz w:val="22"/>
+                <w:szCs w:val="22"/>
+              </w:rPr>
+              <w:t xml:space="preserve">Résultat attendu : </w:t>
             </w:r>
             <w:r>
               <w:rPr>
@@ -5330,7 +5560,7 @@
           <w:sz w:val="24"/>
           <w:szCs w:val="24"/>
         </w:rPr>
-        <w:t xml:space="preserve"> A3.3</w:t>
+        <w:t xml:space="preserve"> A24</w:t>
       </w:r>
     </w:p>
     <w:tbl>
@@ -6236,16 +6466,40 @@
           </w:tcPr>
           <w:p>
             <w:pPr>
-              <w:spacing w:before="0" w:after="0" w:line="252" w:lineRule="auto"/>
-              <w:jc w:val="both"/>
-            </w:pPr>
-            <w:r>
-              <w:rPr>
-                <w:rFonts w:ascii="Tahoma" w:hAnsi="Tahoma" w:cs="Tahoma" w:eastAsia="Arial Unicode MS"/>
-                <w:sz w:val="22"/>
-                <w:szCs w:val="22"/>
-              </w:rPr>
-              <w:t xml:space="preserve">OS3 — </w:t>
+              <w:spacing w:before="0" w:after="60" w:line="252" w:lineRule="auto"/>
+              <w:jc w:val="both"/>
+            </w:pPr>
+            <w:r>
+              <w:rPr>
+                <w:rFonts w:ascii="Tahoma" w:hAnsi="Tahoma" w:cs="Tahoma" w:eastAsia="Arial Unicode MS"/>
+                <w:sz w:val="22"/>
+                <w:szCs w:val="22"/>
+              </w:rPr>
+              <w:t xml:space="preserve">OS2 — </w:t>
+            </w:r>
+            <w:r>
+              <w:rPr>
+                <w:rFonts w:ascii="Tahoma" w:hAnsi="Tahoma" w:cs="Tahoma" w:eastAsia="Arial Unicode MS"/>
+                <w:sz w:val="22"/>
+                <w:szCs w:val="22"/>
+              </w:rPr>
+              <w:t xml:space="preserve">Décrire le mouvement d’un point matériel (cinématique).</w:t>
+            </w:r>
+          </w:p>
+          <w:p>
+            <w:pPr>
+              <w:spacing w:before="0" w:after="0" w:line="252" w:lineRule="auto"/>
+              <w:jc w:val="both"/>
+            </w:pPr>
+            <w:r>
+              <w:rPr>
+                <w:rFonts w:ascii="Tahoma" w:hAnsi="Tahoma" w:cs="Tahoma" w:eastAsia="Arial Unicode MS"/>
+                <w:b/>
+                <w:bCs/>
+                <w:sz w:val="22"/>
+                <w:szCs w:val="22"/>
+              </w:rPr>
+              <w:t xml:space="preserve">Résultat attendu : </w:t>
             </w:r>
             <w:r>
               <w:rPr>
@@ -6282,7 +6536,7 @@
           <w:sz w:val="24"/>
           <w:szCs w:val="24"/>
         </w:rPr>
-        <w:t xml:space="preserve"> A3.4</w:t>
+        <w:t xml:space="preserve"> A25</w:t>
       </w:r>
     </w:p>
     <w:tbl>
@@ -6981,16 +7235,40 @@
           </w:tcPr>
           <w:p>
             <w:pPr>
-              <w:spacing w:before="0" w:after="0" w:line="252" w:lineRule="auto"/>
-              <w:jc w:val="both"/>
-            </w:pPr>
-            <w:r>
-              <w:rPr>
-                <w:rFonts w:ascii="Tahoma" w:hAnsi="Tahoma" w:cs="Tahoma" w:eastAsia="Arial Unicode MS"/>
-                <w:sz w:val="22"/>
-                <w:szCs w:val="22"/>
-              </w:rPr>
-              <w:t xml:space="preserve">OS4 — </w:t>
+              <w:spacing w:before="0" w:after="60" w:line="252" w:lineRule="auto"/>
+              <w:jc w:val="both"/>
+            </w:pPr>
+            <w:r>
+              <w:rPr>
+                <w:rFonts w:ascii="Tahoma" w:hAnsi="Tahoma" w:cs="Tahoma" w:eastAsia="Arial Unicode MS"/>
+                <w:sz w:val="22"/>
+                <w:szCs w:val="22"/>
+              </w:rPr>
+              <w:t xml:space="preserve">OS5 — </w:t>
+            </w:r>
+            <w:r>
+              <w:rPr>
+                <w:rFonts w:ascii="Tahoma" w:hAnsi="Tahoma" w:cs="Tahoma" w:eastAsia="Arial Unicode MS"/>
+                <w:sz w:val="22"/>
+                <w:szCs w:val="22"/>
+              </w:rPr>
+              <w:t xml:space="preserve">Analyser un mouvement dans un référentiel non galiléen.</w:t>
+            </w:r>
+          </w:p>
+          <w:p>
+            <w:pPr>
+              <w:spacing w:before="0" w:after="0" w:line="252" w:lineRule="auto"/>
+              <w:jc w:val="both"/>
+            </w:pPr>
+            <w:r>
+              <w:rPr>
+                <w:rFonts w:ascii="Tahoma" w:hAnsi="Tahoma" w:cs="Tahoma" w:eastAsia="Arial Unicode MS"/>
+                <w:b/>
+                <w:bCs/>
+                <w:sz w:val="22"/>
+                <w:szCs w:val="22"/>
+              </w:rPr>
+              <w:t xml:space="preserve">Résultat attendu : </w:t>
             </w:r>
             <w:r>
               <w:rPr>
@@ -7027,7 +7305,7 @@
           <w:sz w:val="24"/>
           <w:szCs w:val="24"/>
         </w:rPr>
-        <w:t xml:space="preserve"> A4.1</w:t>
+        <w:t xml:space="preserve"> A51</w:t>
       </w:r>
     </w:p>
     <w:tbl>
@@ -7749,7 +8027,7 @@
           </w:tcPr>
           <w:p>
             <w:pPr>
-              <w:spacing w:before="0" w:after="0" w:line="252" w:lineRule="auto"/>
+              <w:spacing w:before="0" w:after="60" w:line="252" w:lineRule="auto"/>
               <w:jc w:val="both"/>
             </w:pPr>
             <w:r>
@@ -7767,6 +8045,30 @@
                 <w:szCs w:val="22"/>
               </w:rPr>
               <w:t xml:space="preserve">Mobiliser l’ensemble des compétences du chapitre (objectifs spécifiques 1 à 4) et évaluer sa propre maîtrise.</w:t>
+            </w:r>
+          </w:p>
+          <w:p>
+            <w:pPr>
+              <w:spacing w:before="0" w:after="0" w:line="252" w:lineRule="auto"/>
+              <w:jc w:val="both"/>
+            </w:pPr>
+            <w:r>
+              <w:rPr>
+                <w:rFonts w:ascii="Tahoma" w:hAnsi="Tahoma" w:cs="Tahoma" w:eastAsia="Arial Unicode MS"/>
+                <w:b/>
+                <w:bCs/>
+                <w:sz w:val="22"/>
+                <w:szCs w:val="22"/>
+              </w:rPr>
+              <w:t xml:space="preserve">OS visés : </w:t>
+            </w:r>
+            <w:r>
+              <w:rPr>
+                <w:rFonts w:ascii="Tahoma" w:hAnsi="Tahoma" w:cs="Tahoma" w:eastAsia="Arial Unicode MS"/>
+                <w:sz w:val="22"/>
+                <w:szCs w:val="22"/>
+              </w:rPr>
+              <w:t xml:space="preserve">OS1, OS2, OS5</w:t>
             </w:r>
           </w:p>
         </w:tc>
@@ -7795,7 +8097,7 @@
           <w:sz w:val="24"/>
           <w:szCs w:val="24"/>
         </w:rPr>
-        <w:t xml:space="preserve"> A4.2</w:t>
+        <w:t xml:space="preserve"> B2</w:t>
       </w:r>
     </w:p>
     <w:tbl>
@@ -8466,7 +8768,7 @@
                 <w:sz w:val="20"/>
                 <w:szCs w:val="20"/>
               </w:rPr>
-              <w:t xml:space="preserve">Compétence (objectif spécifique)</w:t>
+              <w:t xml:space="preserve">Compétence (OS du syllabus)</w:t>
             </w:r>
           </w:p>
         </w:tc>
@@ -8560,7 +8862,7 @@
                 <w:sz w:val="20"/>
                 <w:szCs w:val="20"/>
               </w:rPr>
-              <w:t xml:space="preserve">OS1 — Description d’un mouvement, mouvement rectiligne</w:t>
+              <w:t xml:space="preserve">OS2 — Description d’un mouvement, mouvement rectiligne</w:t>
             </w:r>
           </w:p>
         </w:tc>
@@ -8620,7 +8922,7 @@
                 <w:sz w:val="20"/>
                 <w:szCs w:val="20"/>
               </w:rPr>
-              <w:t xml:space="preserve">Activité A1.1 ; support § 2.2</w:t>
+              <w:t xml:space="preserve">Activité A21 ; support § 2.2</w:t>
             </w:r>
           </w:p>
         </w:tc>
@@ -8645,7 +8947,7 @@
                 <w:sz w:val="20"/>
                 <w:szCs w:val="20"/>
               </w:rPr>
-              <w:t xml:space="preserve">OS2 — Systèmes de coordonnées et bases locales</w:t>
+              <w:t xml:space="preserve">OS1 — Systèmes de coordonnées et bases locales</w:t>
             </w:r>
           </w:p>
         </w:tc>
@@ -8705,7 +9007,7 @@
                 <w:sz w:val="20"/>
                 <w:szCs w:val="20"/>
               </w:rPr>
-              <w:t xml:space="preserve">Activité A2.1 ; support § 2.1 et 2.4 à 2.8</w:t>
+              <w:t xml:space="preserve">Activité A17 ; support § 2.1 et 2.4 à 2.8</w:t>
             </w:r>
           </w:p>
         </w:tc>
@@ -8730,7 +9032,7 @@
                 <w:sz w:val="20"/>
                 <w:szCs w:val="20"/>
               </w:rPr>
-              <w:t xml:space="preserve">OS3 — Vitesse et accélération dans chaque système</w:t>
+              <w:t xml:space="preserve">OS2 — Vitesse et accélération dans chaque système</w:t>
             </w:r>
           </w:p>
         </w:tc>
@@ -8790,7 +9092,7 @@
                 <w:sz w:val="20"/>
                 <w:szCs w:val="20"/>
               </w:rPr>
-              <w:t xml:space="preserve">Activités A3.1 à A3.4 ; support § 2.4 à 2.8</w:t>
+              <w:t xml:space="preserve">Activités A22 à A25 ; support § 2.4 à 2.8</w:t>
             </w:r>
           </w:p>
         </w:tc>
@@ -8815,7 +9117,7 @@
                 <w:sz w:val="20"/>
                 <w:szCs w:val="20"/>
               </w:rPr>
-              <w:t xml:space="preserve">OS4 — Composition des mouvements</w:t>
+              <w:t xml:space="preserve">OS5 — Composition des mouvements</w:t>
             </w:r>
           </w:p>
         </w:tc>
@@ -8875,7 +9177,7 @@
                 <w:sz w:val="20"/>
                 <w:szCs w:val="20"/>
               </w:rPr>
-              <w:t xml:space="preserve">Activité A4.1 ; support § 2.9</w:t>
+              <w:t xml:space="preserve">Activité A51 ; support § 2.9</w:t>
             </w:r>
           </w:p>
         </w:tc>
